--- a/2 am/2 الأشطال و الصور/cours 6/fiche.docx
+++ b/2 am/2 الأشطال و الصور/cours 6/fiche.docx
@@ -3337,7 +3337,7 @@
               </w:tabs>
               <w:jc w:val="center"/>
               <w:rPr>
-                <w:rFonts w:asciiTheme="majorBidi" w:hAnsiTheme="majorBidi" w:cstheme="majorBidi" w:hint="cs"/>
+                <w:rFonts w:asciiTheme="majorBidi" w:hAnsiTheme="majorBidi" w:cstheme="majorBidi"/>
                 <w:sz w:val="28"/>
                 <w:szCs w:val="28"/>
                 <w:rtl/>
@@ -3366,7 +3366,7 @@
             <w:pPr>
               <w:bidi/>
               <w:rPr>
-                <w:rFonts w:asciiTheme="majorBidi" w:hAnsiTheme="majorBidi" w:cstheme="majorBidi" w:hint="cs"/>
+                <w:rFonts w:asciiTheme="majorBidi" w:hAnsiTheme="majorBidi" w:cstheme="majorBidi"/>
                 <w:color w:val="0070C0"/>
                 <w:sz w:val="28"/>
                 <w:szCs w:val="28"/>
@@ -3514,7 +3514,7 @@
               </w:tabs>
               <w:jc w:val="center"/>
               <w:rPr>
-                <w:rFonts w:asciiTheme="majorBidi" w:hAnsiTheme="majorBidi" w:cstheme="majorBidi" w:hint="cs"/>
+                <w:rFonts w:asciiTheme="majorBidi" w:hAnsiTheme="majorBidi" w:cstheme="majorBidi"/>
                 <w:sz w:val="28"/>
                 <w:szCs w:val="28"/>
                 <w:rtl/>
@@ -3675,7 +3675,7 @@
               </w:tabs>
               <w:jc w:val="center"/>
               <w:rPr>
-                <w:rFonts w:asciiTheme="majorBidi" w:hAnsiTheme="majorBidi" w:cstheme="majorBidi" w:hint="cs"/>
+                <w:rFonts w:asciiTheme="majorBidi" w:hAnsiTheme="majorBidi" w:cstheme="majorBidi"/>
                 <w:sz w:val="28"/>
                 <w:szCs w:val="28"/>
                 <w:rtl/>
@@ -7058,7 +7058,7 @@
             <w:pPr>
               <w:bidi/>
               <w:rPr>
-                <w:rFonts w:asciiTheme="majorBidi" w:hAnsiTheme="majorBidi" w:cstheme="majorBidi" w:hint="cs"/>
+                <w:rFonts w:asciiTheme="majorBidi" w:hAnsiTheme="majorBidi" w:cstheme="majorBidi"/>
                 <w:color w:val="000000"/>
                 <w:sz w:val="28"/>
                 <w:szCs w:val="28"/>
@@ -8868,7 +8868,7 @@
             <w:pPr>
               <w:bidi/>
               <w:rPr>
-                <w:rFonts w:asciiTheme="majorBidi" w:hAnsiTheme="majorBidi" w:cstheme="majorBidi" w:hint="cs"/>
+                <w:rFonts w:asciiTheme="majorBidi" w:hAnsiTheme="majorBidi" w:cstheme="majorBidi"/>
                 <w:color w:val="000000"/>
                 <w:sz w:val="28"/>
                 <w:szCs w:val="28"/>
@@ -9689,7 +9689,7 @@
               <w:bidi/>
               <w:spacing w:line="276" w:lineRule="auto"/>
               <w:rPr>
-                <w:rFonts w:asciiTheme="majorBidi" w:hAnsiTheme="majorBidi" w:cstheme="majorBidi" w:hint="cs"/>
+                <w:rFonts w:asciiTheme="majorBidi" w:hAnsiTheme="majorBidi" w:cstheme="majorBidi"/>
                 <w:color w:val="000000"/>
                 <w:sz w:val="28"/>
                 <w:szCs w:val="28"/>
@@ -9816,7 +9816,7 @@
               </w:numPr>
               <w:bidi/>
               <w:rPr>
-                <w:rFonts w:asciiTheme="majorBidi" w:hAnsiTheme="majorBidi" w:cstheme="majorBidi" w:hint="cs"/>
+                <w:rFonts w:asciiTheme="majorBidi" w:hAnsiTheme="majorBidi" w:cstheme="majorBidi"/>
                 <w:sz w:val="28"/>
                 <w:szCs w:val="28"/>
                 <w:lang w:bidi="ar-DZ"/>
@@ -10122,7 +10122,7 @@
               </w:tabs>
               <w:jc w:val="center"/>
               <w:rPr>
-                <w:rFonts w:asciiTheme="majorBidi" w:hAnsiTheme="majorBidi" w:cstheme="majorBidi" w:hint="cs"/>
+                <w:rFonts w:asciiTheme="majorBidi" w:hAnsiTheme="majorBidi" w:cstheme="majorBidi"/>
                 <w:sz w:val="28"/>
                 <w:szCs w:val="28"/>
                 <w:rtl/>
@@ -10277,7 +10277,7 @@
               </w:tabs>
               <w:jc w:val="center"/>
               <w:rPr>
-                <w:rFonts w:asciiTheme="majorBidi" w:hAnsiTheme="majorBidi" w:cstheme="majorBidi" w:hint="cs"/>
+                <w:rFonts w:asciiTheme="majorBidi" w:hAnsiTheme="majorBidi" w:cstheme="majorBidi"/>
                 <w:b/>
                 <w:bCs/>
                 <w:color w:val="FF0000"/>
@@ -10376,8 +10376,6 @@
                 <w:lang w:bidi="ar-DZ"/>
               </w:rPr>
             </w:pPr>
-            <w:bookmarkStart w:id="0" w:name="_GoBack"/>
-            <w:bookmarkEnd w:id="0"/>
             <w:r>
               <w:rPr>
                 <w:rFonts w:asciiTheme="majorBidi" w:hAnsiTheme="majorBidi" w:cstheme="majorBidi" w:hint="cs"/>
@@ -12241,7 +12239,7 @@
                 <w:rtl/>
                 <w:lang w:bidi="ar-DZ"/>
               </w:rPr>
-              <w:t>ج</w:t>
+              <w:t>ت</w:t>
             </w:r>
             <w:r>
               <w:rPr>
@@ -12353,7 +12351,7 @@
               </w:numPr>
               <w:bidi/>
               <w:rPr>
-                <w:rFonts w:asciiTheme="majorBidi" w:hAnsiTheme="majorBidi" w:cstheme="majorBidi" w:hint="cs"/>
+                <w:rFonts w:asciiTheme="majorBidi" w:hAnsiTheme="majorBidi" w:cstheme="majorBidi"/>
                 <w:sz w:val="28"/>
                 <w:szCs w:val="28"/>
                 <w:rtl/>
@@ -12822,7 +12820,7 @@
                 <w:rtl/>
                 <w:lang w:bidi="ar-DZ"/>
               </w:rPr>
-              <w:t>د</w:t>
+              <w:t>ث</w:t>
             </w:r>
             <w:r>
               <w:rPr>
@@ -12906,7 +12904,7 @@
                 <w:rtl/>
                 <w:lang w:bidi="ar-DZ"/>
               </w:rPr>
-              <w:t>ه</w:t>
+              <w:t>ج</w:t>
             </w:r>
             <w:r>
               <w:rPr>
@@ -13022,7 +13020,6 @@
                 <w:color w:val="000000" w:themeColor="text1"/>
                 <w:sz w:val="28"/>
                 <w:szCs w:val="28"/>
-                <w:rtl/>
                 <w:lang w:bidi="ar-DZ"/>
               </w:rPr>
             </w:pPr>
@@ -13035,8 +13032,28 @@
                 <w:rtl/>
                 <w:lang w:bidi="ar-DZ"/>
               </w:rPr>
-              <w:t xml:space="preserve">نحدد الشكل ننقر على </w:t>
-            </w:r>
+              <w:t>نحدد الشكل</w:t>
+            </w:r>
+          </w:p>
+          <w:p>
+            <w:pPr>
+              <w:pStyle w:val="Paragraphedeliste"/>
+              <w:numPr>
+                <w:ilvl w:val="0"/>
+                <w:numId w:val="15"/>
+              </w:numPr>
+              <w:bidi/>
+              <w:rPr>
+                <w:rFonts w:asciiTheme="majorBidi" w:hAnsiTheme="majorBidi" w:cstheme="majorBidi"/>
+                <w:color w:val="000000" w:themeColor="text1"/>
+                <w:sz w:val="28"/>
+                <w:szCs w:val="28"/>
+                <w:rtl/>
+                <w:lang w:bidi="ar-DZ"/>
+              </w:rPr>
+            </w:pPr>
+            <w:bookmarkStart w:id="0" w:name="_GoBack"/>
+            <w:bookmarkEnd w:id="0"/>
             <w:r>
               <w:rPr>
                 <w:rFonts w:asciiTheme="majorBidi" w:hAnsiTheme="majorBidi" w:cstheme="majorBidi" w:hint="cs"/>
@@ -13341,21 +13358,21 @@
                 <w:lang w:bidi="ar-DZ"/>
               </w:rPr>
             </w:pPr>
+            <w:r>
+              <w:rPr>
+                <w:rFonts w:asciiTheme="majorBidi" w:hAnsiTheme="majorBidi" w:cstheme="majorBidi" w:hint="cs"/>
+                <w:b/>
+                <w:bCs/>
+                <w:color w:val="00B050"/>
+                <w:sz w:val="28"/>
+                <w:szCs w:val="28"/>
+                <w:u w:val="single"/>
+                <w:rtl/>
+                <w:lang w:bidi="ar-DZ"/>
+              </w:rPr>
+              <w:t xml:space="preserve">ح </w:t>
+            </w:r>
             <w:proofErr w:type="gramStart"/>
-            <w:r>
-              <w:rPr>
-                <w:rFonts w:asciiTheme="majorBidi" w:hAnsiTheme="majorBidi" w:cstheme="majorBidi" w:hint="cs"/>
-                <w:b/>
-                <w:bCs/>
-                <w:color w:val="00B050"/>
-                <w:sz w:val="28"/>
-                <w:szCs w:val="28"/>
-                <w:u w:val="single"/>
-                <w:rtl/>
-                <w:lang w:bidi="ar-DZ"/>
-              </w:rPr>
-              <w:t>و</w:t>
-            </w:r>
             <w:r>
               <w:rPr>
                 <w:rFonts w:asciiTheme="majorBidi" w:hAnsiTheme="majorBidi" w:cstheme="majorBidi"/>
@@ -13924,6 +13941,7 @@
         <w:docPartUnique/>
       </w:docPartObj>
     </w:sdtPr>
+    <w:sdtEndPr/>
     <w:sdtContent>
       <w:p>
         <w:pPr>
@@ -13967,7 +13985,7 @@
                           </a:xfrm>
                         </wpg:grpSpPr>
                         <wps:wsp>
-                          <wps:cNvPr id="3" name="Rectangle 20"/>
+                          <wps:cNvPr id="23" name="Rectangle 20"/>
                           <wps:cNvSpPr>
                             <a:spLocks noChangeArrowheads="1"/>
                           </wps:cNvSpPr>
@@ -13996,7 +14014,7 @@
                           </wps:bodyPr>
                         </wps:wsp>
                         <wps:wsp>
-                          <wps:cNvPr id="5" name="Rectangle 21"/>
+                          <wps:cNvPr id="24" name="Rectangle 21"/>
                           <wps:cNvSpPr>
                             <a:spLocks noChangeArrowheads="1"/>
                           </wps:cNvSpPr>
@@ -14025,7 +14043,7 @@
                           </wps:bodyPr>
                         </wps:wsp>
                         <wps:wsp>
-                          <wps:cNvPr id="6" name="Rectangle 22"/>
+                          <wps:cNvPr id="28" name="Rectangle 22"/>
                           <wps:cNvSpPr>
                             <a:spLocks noChangeArrowheads="1"/>
                           </wps:cNvSpPr>
@@ -14069,7 +14087,7 @@
                                   <w:rPr>
                                     <w:noProof/>
                                   </w:rPr>
-                                  <w:t>1</w:t>
+                                  <w:t>3</w:t>
                                 </w:r>
                                 <w:r>
                                   <w:fldChar w:fldCharType="end"/>
@@ -14095,10 +14113,10 @@
             </mc:Choice>
             <mc:Fallback>
               <w:pict>
-                <v:group id="Groupe 2" o:spid="_x0000_s1032" style="position:absolute;margin-left:0;margin-top:9.7pt;width:36pt;height:27.4pt;z-index:251659264;mso-position-horizontal:center;mso-position-horizontal-relative:margin;mso-position-vertical-relative:bottom-margin-area" coordorigin="10104,14464" coordsize="720,548" o:gfxdata="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">
-                  <v:rect id="Rectangle 20" o:spid="_x0000_s1033" style="position:absolute;left:10190;top:14378;width:548;height:720;rotation:-6319877fd;visibility:visible;mso-wrap-style:square;v-text-anchor:top" o:gfxdata="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" strokecolor="#737373"/>
-                  <v:rect id="Rectangle 21" o:spid="_x0000_s1034" style="position:absolute;left:10190;top:14378;width:548;height:720;rotation:-5392142fd;visibility:visible;mso-wrap-style:square;v-text-anchor:top" o:gfxdata="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" strokecolor="#737373"/>
-                  <v:rect id="Rectangle 22" o:spid="_x0000_s1035" style="position:absolute;left:10190;top:14378;width:548;height:720;rotation:-90;visibility:visible;mso-wrap-style:square;v-text-anchor:top" o:gfxdata="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" strokecolor="#737373">
+                <v:group id="Groupe 2" o:spid="_x0000_s1032" style="position:absolute;margin-left:0;margin-top:9.7pt;width:36pt;height:27.4pt;z-index:251659264;mso-position-horizontal:center;mso-position-horizontal-relative:margin;mso-position-vertical-relative:bottom-margin-area" coordorigin="10104,14464" coordsize="720,548" o:gfxdata="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">
+                  <v:rect id="Rectangle 20" o:spid="_x0000_s1033" style="position:absolute;left:10190;top:14378;width:548;height:720;rotation:-6319877fd;visibility:visible;mso-wrap-style:square;v-text-anchor:top" o:gfxdata="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" strokecolor="#737373"/>
+                  <v:rect id="Rectangle 21" o:spid="_x0000_s1034" style="position:absolute;left:10190;top:14378;width:548;height:720;rotation:-5392142fd;visibility:visible;mso-wrap-style:square;v-text-anchor:top" o:gfxdata="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" strokecolor="#737373"/>
+                  <v:rect id="Rectangle 22" o:spid="_x0000_s1035" style="position:absolute;left:10190;top:14378;width:548;height:720;rotation:-90;visibility:visible;mso-wrap-style:square;v-text-anchor:top" o:gfxdata="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" strokecolor="#737373">
                     <v:textbox>
                       <w:txbxContent>
                         <w:p>
@@ -14119,7 +14137,7 @@
                             <w:rPr>
                               <w:noProof/>
                             </w:rPr>
-                            <w:t>1</w:t>
+                            <w:t>3</w:t>
                           </w:r>
                           <w:r>
                             <w:fldChar w:fldCharType="end"/>

--- a/2 am/2 الأشطال و الصور/cours 6/fiche.docx
+++ b/2 am/2 الأشطال و الصور/cours 6/fiche.docx
@@ -11041,7 +11041,6 @@
               </w:rPr>
               <w:t xml:space="preserve"> </w:t>
             </w:r>
-            <w:proofErr w:type="gramStart"/>
             <w:r>
               <w:rPr>
                 <w:rFonts w:asciiTheme="majorBidi" w:hAnsiTheme="majorBidi" w:cstheme="majorBidi"/>
@@ -11067,8 +11066,10 @@
                 <w:u w:val="single"/>
                 <w:rtl/>
               </w:rPr>
-              <w:t>لإشكال</w:t>
-            </w:r>
+              <w:t>لأ</w:t>
+            </w:r>
+            <w:bookmarkStart w:id="0" w:name="_GoBack"/>
+            <w:bookmarkEnd w:id="0"/>
             <w:r>
               <w:rPr>
                 <w:rFonts w:asciiTheme="majorBidi" w:hAnsiTheme="majorBidi" w:cstheme="majorBidi" w:hint="cs"/>
@@ -11079,6 +11080,19 @@
                 <w:szCs w:val="28"/>
                 <w:u w:val="single"/>
                 <w:rtl/>
+              </w:rPr>
+              <w:t>شكال</w:t>
+            </w:r>
+            <w:r>
+              <w:rPr>
+                <w:rFonts w:asciiTheme="majorBidi" w:hAnsiTheme="majorBidi" w:cstheme="majorBidi" w:hint="cs"/>
+                <w:b/>
+                <w:bCs/>
+                <w:color w:val="FF0000"/>
+                <w:sz w:val="28"/>
+                <w:szCs w:val="28"/>
+                <w:u w:val="single"/>
+                <w:rtl/>
                 <w:lang w:bidi="ar-DZ"/>
               </w:rPr>
               <w:t xml:space="preserve"> </w:t>
@@ -11097,7 +11111,6 @@
               </w:rPr>
               <w:t>:</w:t>
             </w:r>
-            <w:proofErr w:type="gramEnd"/>
           </w:p>
           <w:p>
             <w:pPr>
@@ -13052,8 +13065,6 @@
                 <w:lang w:bidi="ar-DZ"/>
               </w:rPr>
             </w:pPr>
-            <w:bookmarkStart w:id="0" w:name="_GoBack"/>
-            <w:bookmarkEnd w:id="0"/>
             <w:r>
               <w:rPr>
                 <w:rFonts w:asciiTheme="majorBidi" w:hAnsiTheme="majorBidi" w:cstheme="majorBidi" w:hint="cs"/>
@@ -14087,7 +14098,7 @@
                                   <w:rPr>
                                     <w:noProof/>
                                   </w:rPr>
-                                  <w:t>3</w:t>
+                                  <w:t>1</w:t>
                                 </w:r>
                                 <w:r>
                                   <w:fldChar w:fldCharType="end"/>
@@ -14137,7 +14148,7 @@
                             <w:rPr>
                               <w:noProof/>
                             </w:rPr>
-                            <w:t>3</w:t>
+                            <w:t>1</w:t>
                           </w:r>
                           <w:r>
                             <w:fldChar w:fldCharType="end"/>
